--- a/task177/golden/january_offer_note.docx
+++ b/task177/golden/january_offer_note.docx
@@ -191,6 +191,15 @@
           <w:sz w:val="17"/>
         </w:rPr>
         <w:t>2. The save desk's own half price uses the same billing code as the offer and is not counted as the offer.</w:t>
+      </w:r>
+    </w:p>
+    <w:p>
+      <w:r>
+        <w:rPr>
+          <w:color w:val="5F6670"/>
+          <w:sz w:val="17"/>
+        </w:rPr>
+        <w:t>3. App acceptances the offers engine did not apply were billed at the app's half-price rate, with no discount line; they are counted as takers and their discounts in the cost.</w:t>
       </w:r>
     </w:p>
     <w:sectPr>
